--- a/Installation/Jenkins_Installation.docx
+++ b/Installation/Jenkins_Installation.docx
@@ -8,7 +8,7 @@
       </w:r>
     </w:p>
     <w:p>
-      <w:hyperlink r:id="rId5" w:history="1">
+      <w:hyperlink r:id="rId5" w:anchor="red-hat-centos" w:history="1">
         <w:r>
           <w:rPr>
             <w:rStyle w:val="Hyperlink"/>
@@ -39,41 +39,29 @@
       <w:pPr>
         <w:pStyle w:val="ListParagraph"/>
       </w:pPr>
-      <w:proofErr w:type="spellStart"/>
-      <w:r>
-        <w:t>sudo</w:t>
-      </w:r>
-      <w:proofErr w:type="spellEnd"/>
-      <w:r>
-        <w:t xml:space="preserve"> yum list | grep java</w:t>
-      </w:r>
-    </w:p>
-    <w:p>
-      <w:r>
-        <w:t xml:space="preserve">              </w:t>
-      </w:r>
-      <w:proofErr w:type="spellStart"/>
-      <w:r>
-        <w:t>sudo</w:t>
-      </w:r>
-      <w:proofErr w:type="spellEnd"/>
-      <w:r>
-        <w:t xml:space="preserve"> yum install </w:t>
-      </w:r>
-      <w:proofErr w:type="spellStart"/>
-      <w:r>
-        <w:t>fontconfig</w:t>
-      </w:r>
-      <w:proofErr w:type="spellEnd"/>
-      <w:r>
-        <w:t xml:space="preserve"> </w:t>
-      </w:r>
-      <w:r>
-        <w:t xml:space="preserve">&lt;add proper package here&gt; </w:t>
+      <w:r>
+        <w:t>sudo yum list | grep java</w:t>
+      </w:r>
+    </w:p>
+    <w:p>
+      <w:r>
+        <w:t xml:space="preserve">              sudo yum install fontconfig &lt;add proper package here&gt; </w:t>
       </w:r>
     </w:p>
     <w:p/>
     <w:p>
+      <w:r>
+        <w:t>sudo yum install</w:t>
+      </w:r>
+      <w:r>
+        <w:t xml:space="preserve">  </w:t>
+      </w:r>
+      <w:r>
+        <w:t>java-21-amazon-corretto-devel.x86_64</w:t>
+      </w:r>
+    </w:p>
+    <w:p/>
+    <w:p>
       <w:pPr>
         <w:pStyle w:val="ListParagraph"/>
         <w:numPr>
@@ -82,50 +70,16 @@
         </w:numPr>
       </w:pPr>
       <w:r>
-        <w:t xml:space="preserve">Install </w:t>
-      </w:r>
-      <w:proofErr w:type="spellStart"/>
-      <w:r>
-        <w:t>jenkins</w:t>
-      </w:r>
-      <w:proofErr w:type="spellEnd"/>
+        <w:t>Install jenkins</w:t>
+      </w:r>
     </w:p>
     <w:p/>
     <w:p>
       <w:pPr>
         <w:ind w:left="720"/>
       </w:pPr>
-      <w:proofErr w:type="spellStart"/>
-      <w:r>
-        <w:t>sudo</w:t>
-      </w:r>
-      <w:proofErr w:type="spellEnd"/>
-      <w:r>
-        <w:t xml:space="preserve"> </w:t>
-      </w:r>
-      <w:proofErr w:type="spellStart"/>
-      <w:r>
-        <w:t>wget</w:t>
-      </w:r>
-      <w:proofErr w:type="spellEnd"/>
-      <w:r>
-        <w:t xml:space="preserve"> -O /etc/</w:t>
-      </w:r>
-      <w:proofErr w:type="spellStart"/>
-      <w:r>
-        <w:t>yum.repos.d</w:t>
-      </w:r>
-      <w:proofErr w:type="spellEnd"/>
-      <w:r>
-        <w:t>/</w:t>
-      </w:r>
-      <w:proofErr w:type="spellStart"/>
-      <w:r>
-        <w:t>jenkins.repo</w:t>
-      </w:r>
-      <w:proofErr w:type="spellEnd"/>
-      <w:r>
-        <w:t xml:space="preserve"> \</w:t>
+      <w:r>
+        <w:t>sudo wget -O /etc/yum.repos.d/jenkins.repo \</w:t>
       </w:r>
     </w:p>
     <w:p>
@@ -140,13 +94,8 @@
       <w:pPr>
         <w:ind w:left="720"/>
       </w:pPr>
-      <w:proofErr w:type="spellStart"/>
-      <w:r>
-        <w:t>sudo</w:t>
-      </w:r>
-      <w:proofErr w:type="spellEnd"/>
-      <w:r>
-        <w:t xml:space="preserve"> yum upgrade</w:t>
+      <w:r>
+        <w:t>sudo yum upgrade</w:t>
       </w:r>
     </w:p>
     <w:p>
@@ -154,54 +103,23 @@
         <w:ind w:left="720"/>
       </w:pPr>
       <w:r>
-        <w:t xml:space="preserve"># Add required dependencies for the </w:t>
-      </w:r>
-      <w:proofErr w:type="spellStart"/>
-      <w:r>
-        <w:t>jenkins</w:t>
-      </w:r>
-      <w:proofErr w:type="spellEnd"/>
-      <w:r>
-        <w:t xml:space="preserve"> package</w:t>
+        <w:t># Add required dependencies for the jenkins package</w:t>
       </w:r>
     </w:p>
     <w:p>
       <w:pPr>
         <w:ind w:left="720"/>
       </w:pPr>
-      <w:proofErr w:type="spellStart"/>
-      <w:r>
-        <w:t>sudo</w:t>
-      </w:r>
-      <w:proofErr w:type="spellEnd"/>
-      <w:r>
-        <w:t xml:space="preserve"> yum install </w:t>
-      </w:r>
-      <w:proofErr w:type="spellStart"/>
-      <w:r>
-        <w:t>jenkins</w:t>
-      </w:r>
-      <w:proofErr w:type="spellEnd"/>
+      <w:r>
+        <w:t>sudo yum install jenkins</w:t>
+      </w:r>
     </w:p>
     <w:p>
       <w:pPr>
         <w:ind w:left="720"/>
       </w:pPr>
-      <w:proofErr w:type="spellStart"/>
-      <w:r>
-        <w:t>sudo</w:t>
-      </w:r>
-      <w:proofErr w:type="spellEnd"/>
-      <w:r>
-        <w:t xml:space="preserve"> </w:t>
-      </w:r>
-      <w:proofErr w:type="spellStart"/>
-      <w:r>
-        <w:t>systemctl</w:t>
-      </w:r>
-      <w:proofErr w:type="spellEnd"/>
-      <w:r>
-        <w:t xml:space="preserve"> daemon-reload</w:t>
+      <w:r>
+        <w:t>sudo systemctl daemon-reload</w:t>
       </w:r>
     </w:p>
     <w:p>
@@ -230,72 +148,42 @@
       <w:pPr>
         <w:ind w:firstLine="720"/>
       </w:pPr>
-      <w:proofErr w:type="spellStart"/>
-      <w:r>
-        <w:t>sudo</w:t>
-      </w:r>
-      <w:proofErr w:type="spellEnd"/>
-      <w:r>
-        <w:t xml:space="preserve"> </w:t>
-      </w:r>
-      <w:proofErr w:type="spellStart"/>
-      <w:r>
-        <w:t>systemctl</w:t>
-      </w:r>
-      <w:proofErr w:type="spellEnd"/>
-      <w:r>
-        <w:t xml:space="preserve"> enable </w:t>
-      </w:r>
-      <w:r>
-        <w:t>Jenkins</w:t>
+      <w:r>
+        <w:t xml:space="preserve">sudo systemctl enable </w:t>
+      </w:r>
+      <w:r>
+        <w:t>j</w:t>
+      </w:r>
+      <w:r>
+        <w:t>enkins</w:t>
       </w:r>
     </w:p>
     <w:p>
       <w:pPr>
         <w:ind w:firstLine="720"/>
       </w:pPr>
-      <w:proofErr w:type="spellStart"/>
-      <w:r>
-        <w:t>sudo</w:t>
-      </w:r>
-      <w:proofErr w:type="spellEnd"/>
-      <w:r>
-        <w:t xml:space="preserve"> </w:t>
-      </w:r>
-      <w:proofErr w:type="spellStart"/>
-      <w:r>
-        <w:t>systemctl</w:t>
-      </w:r>
-      <w:proofErr w:type="spellEnd"/>
-      <w:r>
-        <w:t xml:space="preserve"> start </w:t>
-      </w:r>
-      <w:r>
-        <w:t>Jenkins</w:t>
+      <w:r>
+        <w:t xml:space="preserve">sudo systemctl start </w:t>
+      </w:r>
+      <w:r>
+        <w:t>j</w:t>
+      </w:r>
+      <w:r>
+        <w:t>enkins</w:t>
       </w:r>
     </w:p>
     <w:p>
       <w:pPr>
         <w:ind w:firstLine="720"/>
       </w:pPr>
-      <w:proofErr w:type="spellStart"/>
-      <w:r>
-        <w:t>sudo</w:t>
-      </w:r>
-      <w:proofErr w:type="spellEnd"/>
-      <w:r>
-        <w:t xml:space="preserve"> </w:t>
-      </w:r>
-      <w:proofErr w:type="spellStart"/>
-      <w:r>
-        <w:t>systemctl</w:t>
-      </w:r>
-      <w:proofErr w:type="spellEnd"/>
-      <w:r>
-        <w:t xml:space="preserve"> status </w:t>
-      </w:r>
-      <w:r>
-        <w:t>Jenkins</w:t>
+      <w:r>
+        <w:t xml:space="preserve">sudo systemctl status </w:t>
+      </w:r>
+      <w:r>
+        <w:t>j</w:t>
+      </w:r>
+      <w:r>
+        <w:t>enkins</w:t>
       </w:r>
     </w:p>
     <w:p>
@@ -340,27 +228,9 @@
       <w:pPr>
         <w:pStyle w:val="ListParagraph"/>
       </w:pPr>
-      <w:proofErr w:type="spellStart"/>
-      <w:r>
-        <w:t>sudo</w:t>
-      </w:r>
-      <w:proofErr w:type="spellEnd"/>
-      <w:r>
-        <w:t xml:space="preserve"> cat /var/lib/</w:t>
-      </w:r>
-      <w:proofErr w:type="spellStart"/>
-      <w:r>
-        <w:t>jenkins</w:t>
-      </w:r>
-      <w:proofErr w:type="spellEnd"/>
-      <w:r>
-        <w:t>/secrets/</w:t>
-      </w:r>
-      <w:proofErr w:type="spellStart"/>
-      <w:r>
-        <w:t>initialAdminPassword</w:t>
-      </w:r>
-      <w:proofErr w:type="spellEnd"/>
+      <w:r>
+        <w:t>sudo cat /var/lib/jenkins/secrets/initialAdminPassword</w:t>
+      </w:r>
     </w:p>
     <w:p>
       <w:pPr>
@@ -405,6 +275,7 @@
         <w:pStyle w:val="ListParagraph"/>
       </w:pPr>
       <w:r>
+        <w:lastRenderedPageBreak/>
         <w:t>Git Plugin</w:t>
       </w:r>
     </w:p>
@@ -429,7 +300,6 @@
         <w:pStyle w:val="ListParagraph"/>
       </w:pPr>
       <w:r>
-        <w:lastRenderedPageBreak/>
         <w:t>Pipeline Plugin</w:t>
       </w:r>
     </w:p>
@@ -438,10 +308,7 @@
         <w:pStyle w:val="ListParagraph"/>
       </w:pPr>
       <w:r>
-        <w:t xml:space="preserve">Docker Pipeline </w:t>
-      </w:r>
-      <w:r>
-        <w:t>Plugin</w:t>
+        <w:t>Docker Pipeline Plugin</w:t>
       </w:r>
     </w:p>
     <w:p>
@@ -457,10 +324,7 @@
         <w:pStyle w:val="ListParagraph"/>
       </w:pPr>
       <w:r>
-        <w:t xml:space="preserve">Kubernetes CLI </w:t>
-      </w:r>
-      <w:r>
-        <w:t>Plugin</w:t>
+        <w:t>Kubernetes CLI Plugin</w:t>
       </w:r>
     </w:p>
     <w:p>
@@ -469,6 +333,22 @@
       </w:pPr>
       <w:r>
         <w:t>GitHub Plugin</w:t>
+      </w:r>
+    </w:p>
+    <w:p>
+      <w:pPr>
+        <w:pStyle w:val="ListParagraph"/>
+      </w:pPr>
+      <w:r>
+        <w:t>GitHub API Plugin</w:t>
+      </w:r>
+    </w:p>
+    <w:p>
+      <w:pPr>
+        <w:pStyle w:val="ListParagraph"/>
+      </w:pPr>
+      <w:r>
+        <w:t>GitHub Integration Plugin</w:t>
       </w:r>
     </w:p>
     <w:p>
@@ -541,6 +421,9 @@
         <w:pStyle w:val="ListParagraph"/>
       </w:pPr>
       <w:r>
+        <w:rPr>
+          <w:noProof/>
+        </w:rPr>
         <w:drawing>
           <wp:inline distT="0" distB="0" distL="0" distR="0" wp14:anchorId="49E096F3" wp14:editId="3B03BE48">
             <wp:extent cx="5731510" cy="2993390"/>
@@ -592,33 +475,20 @@
         </w:numPr>
       </w:pPr>
       <w:r>
-        <w:t xml:space="preserve">Sudo </w:t>
-      </w:r>
-      <w:proofErr w:type="spellStart"/>
-      <w:r>
-        <w:t>visudo</w:t>
-      </w:r>
-      <w:proofErr w:type="spellEnd"/>
-    </w:p>
-    <w:p>
-      <w:pPr>
-        <w:pStyle w:val="ListParagraph"/>
-      </w:pPr>
-    </w:p>
-    <w:p>
-      <w:pPr>
-        <w:pStyle w:val="ListParagraph"/>
-      </w:pPr>
-      <w:r>
-        <w:t xml:space="preserve">Add </w:t>
-      </w:r>
-      <w:proofErr w:type="spellStart"/>
-      <w:r>
-        <w:t>jenkins</w:t>
-      </w:r>
-      <w:proofErr w:type="spellEnd"/>
-      <w:r>
-        <w:t xml:space="preserve"> ALL=(ALL) NOPASSWD:ALL</w:t>
+        <w:t>Sudo visudo</w:t>
+      </w:r>
+    </w:p>
+    <w:p>
+      <w:pPr>
+        <w:pStyle w:val="ListParagraph"/>
+      </w:pPr>
+    </w:p>
+    <w:p>
+      <w:pPr>
+        <w:pStyle w:val="ListParagraph"/>
+      </w:pPr>
+      <w:r>
+        <w:t>Add jenkins ALL=(ALL) NOPASSWD:ALL</w:t>
       </w:r>
     </w:p>
     <w:p>
@@ -635,15 +505,77 @@
         </w:numPr>
       </w:pPr>
       <w:r>
-        <w:t xml:space="preserve"> Login to k8 </w:t>
-      </w:r>
-      <w:proofErr w:type="spellStart"/>
-      <w:r>
-        <w:t>masternode</w:t>
-      </w:r>
-      <w:proofErr w:type="spellEnd"/>
-      <w:r>
-        <w:t xml:space="preserve"> . switch to root user : set password for ec2-user</w:t>
+        <w:t xml:space="preserve"> </w:t>
+      </w:r>
+      <w:r>
+        <w:t>sudo yum install git -y</w:t>
+      </w:r>
+      <w:r>
+        <w:t xml:space="preserve"> </w:t>
+      </w:r>
+    </w:p>
+    <w:p>
+      <w:pPr>
+        <w:pStyle w:val="ListParagraph"/>
+      </w:pPr>
+      <w:r>
+        <w:t xml:space="preserve"> </w:t>
+      </w:r>
+      <w:r>
+        <w:t>sudo yum install maven -y</w:t>
+      </w:r>
+      <w:r>
+        <w:t xml:space="preserve"> </w:t>
+      </w:r>
+    </w:p>
+    <w:p>
+      <w:pPr>
+        <w:pStyle w:val="ListParagraph"/>
+      </w:pPr>
+      <w:r>
+        <w:t xml:space="preserve"> </w:t>
+      </w:r>
+      <w:r>
+        <w:t>sudo systemctl start docker</w:t>
+      </w:r>
+    </w:p>
+    <w:p>
+      <w:pPr>
+        <w:pStyle w:val="ListParagraph"/>
+      </w:pPr>
+      <w:r>
+        <w:t xml:space="preserve"> </w:t>
+      </w:r>
+      <w:r>
+        <w:t>sudo systemctl enable docker</w:t>
+      </w:r>
+    </w:p>
+    <w:p>
+      <w:pPr>
+        <w:pStyle w:val="ListParagraph"/>
+      </w:pPr>
+      <w:r>
+        <w:t xml:space="preserve"> </w:t>
+      </w:r>
+      <w:r>
+        <w:t>sudo usermod -aG docker jenkins</w:t>
+      </w:r>
+    </w:p>
+    <w:p>
+      <w:pPr>
+        <w:pStyle w:val="ListParagraph"/>
+      </w:pPr>
+    </w:p>
+    <w:p>
+      <w:pPr>
+        <w:pStyle w:val="ListParagraph"/>
+        <w:numPr>
+          <w:ilvl w:val="0"/>
+          <w:numId w:val="1"/>
+        </w:numPr>
+      </w:pPr>
+      <w:r>
+        <w:t xml:space="preserve"> Login to k8 masternode . switch to root user : set password for ec2-user</w:t>
       </w:r>
     </w:p>
     <w:p>
@@ -671,32 +603,17 @@
           <w:numId w:val="4"/>
         </w:numPr>
       </w:pPr>
-      <w:proofErr w:type="spellStart"/>
-      <w:r>
-        <w:t>sudo</w:t>
-      </w:r>
-      <w:proofErr w:type="spellEnd"/>
-      <w:r>
-        <w:t xml:space="preserve"> nano /etc/ssh/</w:t>
-      </w:r>
-      <w:proofErr w:type="spellStart"/>
-      <w:r>
-        <w:t>sshd_config</w:t>
-      </w:r>
-      <w:proofErr w:type="spellEnd"/>
+      <w:r>
+        <w:t>sudo nano /etc/ssh/sshd_config</w:t>
+      </w:r>
     </w:p>
     <w:p>
       <w:pPr>
         <w:pStyle w:val="ListParagraph"/>
         <w:ind w:left="1080"/>
       </w:pPr>
-      <w:proofErr w:type="spellStart"/>
-      <w:r>
-        <w:t>passwordauthentication</w:t>
-      </w:r>
-      <w:proofErr w:type="spellEnd"/>
-      <w:r>
-        <w:t xml:space="preserve"> yes</w:t>
+      <w:r>
+        <w:t>passwordauthentication yes</w:t>
       </w:r>
     </w:p>
     <w:p>
@@ -707,35 +624,1348 @@
           <w:numId w:val="4"/>
         </w:numPr>
       </w:pPr>
-      <w:proofErr w:type="spellStart"/>
-      <w:r>
-        <w:t>sudo</w:t>
-      </w:r>
-      <w:proofErr w:type="spellEnd"/>
+      <w:r>
+        <w:t>sudo visudo</w:t>
+      </w:r>
+    </w:p>
+    <w:p>
+      <w:pPr>
+        <w:pStyle w:val="ListParagraph"/>
+        <w:ind w:left="1080"/>
+      </w:pPr>
+      <w:r>
+        <w:t>ec2-user ALL=(ALL) NOPASSWD:AL</w:t>
+      </w:r>
+      <w:r>
+        <w:t>L</w:t>
+      </w:r>
+    </w:p>
+    <w:p>
+      <w:pPr>
+        <w:pStyle w:val="ListParagraph"/>
+        <w:numPr>
+          <w:ilvl w:val="0"/>
+          <w:numId w:val="4"/>
+        </w:numPr>
+      </w:pPr>
+      <w:r>
+        <w:t>sudo systemctl restart sshd</w:t>
+      </w:r>
+    </w:p>
+    <w:p>
+      <w:pPr>
+        <w:pStyle w:val="ListParagraph"/>
+        <w:numPr>
+          <w:ilvl w:val="0"/>
+          <w:numId w:val="4"/>
+        </w:numPr>
+      </w:pPr>
+      <w:r>
+        <w:t>sudo su - ec2-user</w:t>
+      </w:r>
+    </w:p>
+    <w:p>
+      <w:pPr>
+        <w:pStyle w:val="ListParagraph"/>
+        <w:ind w:left="1080"/>
+      </w:pPr>
+    </w:p>
+    <w:p>
+      <w:pPr>
+        <w:pStyle w:val="ListParagraph"/>
+        <w:ind w:left="1080"/>
+      </w:pPr>
+    </w:p>
+    <w:p>
+      <w:pPr>
+        <w:pStyle w:val="ListParagraph"/>
+        <w:numPr>
+          <w:ilvl w:val="0"/>
+          <w:numId w:val="1"/>
+        </w:numPr>
+      </w:pPr>
+      <w:r>
+        <w:t xml:space="preserve"> CREDENTIALS:</w:t>
+      </w:r>
+    </w:p>
+    <w:p>
+      <w:pPr>
+        <w:pStyle w:val="ListParagraph"/>
+      </w:pPr>
+    </w:p>
+    <w:p>
+      <w:pPr>
+        <w:pStyle w:val="ListParagraph"/>
+      </w:pPr>
+      <w:r>
+        <w:t xml:space="preserve"> In Jenkins</w:t>
+      </w:r>
+      <w:r>
+        <w:t>,</w:t>
+      </w:r>
+      <w:r>
+        <w:t xml:space="preserve"> switch to root user</w:t>
+      </w:r>
+    </w:p>
+    <w:p>
+      <w:pPr>
+        <w:pStyle w:val="ListParagraph"/>
+        <w:numPr>
+          <w:ilvl w:val="0"/>
+          <w:numId w:val="4"/>
+        </w:numPr>
+      </w:pPr>
+      <w:r>
+        <w:t>ssh-keygen</w:t>
+      </w:r>
+    </w:p>
+    <w:p>
+      <w:pPr>
+        <w:pStyle w:val="ListParagraph"/>
+        <w:numPr>
+          <w:ilvl w:val="0"/>
+          <w:numId w:val="4"/>
+        </w:numPr>
+      </w:pPr>
+      <w:r>
+        <w:t xml:space="preserve">ssh-copy-id </w:t>
+      </w:r>
+      <w:hyperlink r:id="rId8" w:history="1">
+        <w:r>
+          <w:rPr>
+            <w:rStyle w:val="Hyperlink"/>
+          </w:rPr>
+          <w:t>ec2-user@172.31.40.50</w:t>
+        </w:r>
+      </w:hyperlink>
+      <w:r>
+        <w:t xml:space="preserve"> (private ip of k8controlnode)</w:t>
+      </w:r>
+    </w:p>
+    <w:p>
+      <w:pPr>
+        <w:pStyle w:val="ListParagraph"/>
+        <w:numPr>
+          <w:ilvl w:val="0"/>
+          <w:numId w:val="4"/>
+        </w:numPr>
+      </w:pPr>
+      <w:r>
+        <w:t>sudo cat /home/ec2-user/.ssh/id_rsa</w:t>
+      </w:r>
+    </w:p>
+    <w:p>
+      <w:pPr>
+        <w:pStyle w:val="ListParagraph"/>
+      </w:pPr>
+      <w:r>
+        <w:t>add the content in credentials</w:t>
+      </w:r>
+    </w:p>
+    <w:p>
+      <w:pPr>
+        <w:pStyle w:val="ListParagraph"/>
+      </w:pPr>
+    </w:p>
+    <w:p>
+      <w:pPr>
+        <w:pStyle w:val="ListParagraph"/>
+      </w:pPr>
+      <w:r>
+        <w:rPr>
+          <w:noProof/>
+        </w:rPr>
+        <w:drawing>
+          <wp:inline distT="0" distB="0" distL="0" distR="0" wp14:anchorId="48EDF649" wp14:editId="1AE90473">
+            <wp:extent cx="3600450" cy="2177981"/>
+            <wp:effectExtent l="0" t="0" r="0" b="0"/>
+            <wp:docPr id="1272694390" name="Picture 1"/>
+            <wp:cNvGraphicFramePr>
+              <a:graphicFrameLocks xmlns:a="http://schemas.openxmlformats.org/drawingml/2006/main" noChangeAspect="1"/>
+            </wp:cNvGraphicFramePr>
+            <a:graphic xmlns:a="http://schemas.openxmlformats.org/drawingml/2006/main">
+              <a:graphicData uri="http://schemas.openxmlformats.org/drawingml/2006/picture">
+                <pic:pic xmlns:pic="http://schemas.openxmlformats.org/drawingml/2006/picture">
+                  <pic:nvPicPr>
+                    <pic:cNvPr id="1272694390" name=""/>
+                    <pic:cNvPicPr/>
+                  </pic:nvPicPr>
+                  <pic:blipFill>
+                    <a:blip r:embed="rId9"/>
+                    <a:stretch>
+                      <a:fillRect/>
+                    </a:stretch>
+                  </pic:blipFill>
+                  <pic:spPr>
+                    <a:xfrm>
+                      <a:off x="0" y="0"/>
+                      <a:ext cx="3605520" cy="2181048"/>
+                    </a:xfrm>
+                    <a:prstGeom prst="rect">
+                      <a:avLst/>
+                    </a:prstGeom>
+                  </pic:spPr>
+                </pic:pic>
+              </a:graphicData>
+            </a:graphic>
+          </wp:inline>
+        </w:drawing>
+      </w:r>
+    </w:p>
+    <w:p>
+      <w:pPr>
+        <w:pStyle w:val="ListParagraph"/>
+      </w:pPr>
+    </w:p>
+    <w:p>
+      <w:pPr>
+        <w:pStyle w:val="ListParagraph"/>
+      </w:pPr>
+      <w:r>
+        <w:rPr>
+          <w:noProof/>
+        </w:rPr>
+        <w:lastRenderedPageBreak/>
+        <w:drawing>
+          <wp:inline distT="0" distB="0" distL="0" distR="0" wp14:anchorId="48B95B10" wp14:editId="36EA91B8">
+            <wp:extent cx="3457575" cy="3613322"/>
+            <wp:effectExtent l="0" t="0" r="0" b="6350"/>
+            <wp:docPr id="955851048" name="Picture 1"/>
+            <wp:cNvGraphicFramePr>
+              <a:graphicFrameLocks xmlns:a="http://schemas.openxmlformats.org/drawingml/2006/main" noChangeAspect="1"/>
+            </wp:cNvGraphicFramePr>
+            <a:graphic xmlns:a="http://schemas.openxmlformats.org/drawingml/2006/main">
+              <a:graphicData uri="http://schemas.openxmlformats.org/drawingml/2006/picture">
+                <pic:pic xmlns:pic="http://schemas.openxmlformats.org/drawingml/2006/picture">
+                  <pic:nvPicPr>
+                    <pic:cNvPr id="955851048" name=""/>
+                    <pic:cNvPicPr/>
+                  </pic:nvPicPr>
+                  <pic:blipFill>
+                    <a:blip r:embed="rId10"/>
+                    <a:stretch>
+                      <a:fillRect/>
+                    </a:stretch>
+                  </pic:blipFill>
+                  <pic:spPr>
+                    <a:xfrm>
+                      <a:off x="0" y="0"/>
+                      <a:ext cx="3458606" cy="3614399"/>
+                    </a:xfrm>
+                    <a:prstGeom prst="rect">
+                      <a:avLst/>
+                    </a:prstGeom>
+                  </pic:spPr>
+                </pic:pic>
+              </a:graphicData>
+            </a:graphic>
+          </wp:inline>
+        </w:drawing>
+      </w:r>
+    </w:p>
+    <w:p>
+      <w:r>
+        <w:rPr>
+          <w:noProof/>
+        </w:rPr>
+        <w:drawing>
+          <wp:inline distT="0" distB="0" distL="0" distR="0" wp14:anchorId="18B90155" wp14:editId="30BDAFAA">
+            <wp:extent cx="5731510" cy="1537970"/>
+            <wp:effectExtent l="0" t="0" r="2540" b="5080"/>
+            <wp:docPr id="2038023431" name="Picture 1"/>
+            <wp:cNvGraphicFramePr>
+              <a:graphicFrameLocks xmlns:a="http://schemas.openxmlformats.org/drawingml/2006/main" noChangeAspect="1"/>
+            </wp:cNvGraphicFramePr>
+            <a:graphic xmlns:a="http://schemas.openxmlformats.org/drawingml/2006/main">
+              <a:graphicData uri="http://schemas.openxmlformats.org/drawingml/2006/picture">
+                <pic:pic xmlns:pic="http://schemas.openxmlformats.org/drawingml/2006/picture">
+                  <pic:nvPicPr>
+                    <pic:cNvPr id="2038023431" name=""/>
+                    <pic:cNvPicPr/>
+                  </pic:nvPicPr>
+                  <pic:blipFill>
+                    <a:blip r:embed="rId11"/>
+                    <a:stretch>
+                      <a:fillRect/>
+                    </a:stretch>
+                  </pic:blipFill>
+                  <pic:spPr>
+                    <a:xfrm>
+                      <a:off x="0" y="0"/>
+                      <a:ext cx="5731510" cy="1537970"/>
+                    </a:xfrm>
+                    <a:prstGeom prst="rect">
+                      <a:avLst/>
+                    </a:prstGeom>
+                  </pic:spPr>
+                </pic:pic>
+              </a:graphicData>
+            </a:graphic>
+          </wp:inline>
+        </w:drawing>
+      </w:r>
+    </w:p>
+    <w:p/>
+    <w:p>
+      <w:r>
+        <w:rPr>
+          <w:noProof/>
+        </w:rPr>
+        <w:drawing>
+          <wp:inline distT="0" distB="0" distL="0" distR="0" wp14:anchorId="0F1CD6E3" wp14:editId="5B2B2941">
+            <wp:extent cx="5731510" cy="2894330"/>
+            <wp:effectExtent l="0" t="0" r="2540" b="1270"/>
+            <wp:docPr id="1236142365" name="Picture 1"/>
+            <wp:cNvGraphicFramePr>
+              <a:graphicFrameLocks xmlns:a="http://schemas.openxmlformats.org/drawingml/2006/main" noChangeAspect="1"/>
+            </wp:cNvGraphicFramePr>
+            <a:graphic xmlns:a="http://schemas.openxmlformats.org/drawingml/2006/main">
+              <a:graphicData uri="http://schemas.openxmlformats.org/drawingml/2006/picture">
+                <pic:pic xmlns:pic="http://schemas.openxmlformats.org/drawingml/2006/picture">
+                  <pic:nvPicPr>
+                    <pic:cNvPr id="1236142365" name=""/>
+                    <pic:cNvPicPr/>
+                  </pic:nvPicPr>
+                  <pic:blipFill>
+                    <a:blip r:embed="rId12"/>
+                    <a:stretch>
+                      <a:fillRect/>
+                    </a:stretch>
+                  </pic:blipFill>
+                  <pic:spPr>
+                    <a:xfrm>
+                      <a:off x="0" y="0"/>
+                      <a:ext cx="5731510" cy="2894330"/>
+                    </a:xfrm>
+                    <a:prstGeom prst="rect">
+                      <a:avLst/>
+                    </a:prstGeom>
+                  </pic:spPr>
+                </pic:pic>
+              </a:graphicData>
+            </a:graphic>
+          </wp:inline>
+        </w:drawing>
+      </w:r>
+    </w:p>
+    <w:p/>
+    <w:p>
+      <w:r>
+        <w:rPr>
+          <w:noProof/>
+        </w:rPr>
+        <w:drawing>
+          <wp:inline distT="0" distB="0" distL="0" distR="0" wp14:anchorId="2DA63E6B" wp14:editId="00A7E282">
+            <wp:extent cx="5731510" cy="4128770"/>
+            <wp:effectExtent l="0" t="0" r="2540" b="5080"/>
+            <wp:docPr id="753610289" name="Picture 1"/>
+            <wp:cNvGraphicFramePr>
+              <a:graphicFrameLocks xmlns:a="http://schemas.openxmlformats.org/drawingml/2006/main" noChangeAspect="1"/>
+            </wp:cNvGraphicFramePr>
+            <a:graphic xmlns:a="http://schemas.openxmlformats.org/drawingml/2006/main">
+              <a:graphicData uri="http://schemas.openxmlformats.org/drawingml/2006/picture">
+                <pic:pic xmlns:pic="http://schemas.openxmlformats.org/drawingml/2006/picture">
+                  <pic:nvPicPr>
+                    <pic:cNvPr id="753610289" name=""/>
+                    <pic:cNvPicPr/>
+                  </pic:nvPicPr>
+                  <pic:blipFill>
+                    <a:blip r:embed="rId13"/>
+                    <a:stretch>
+                      <a:fillRect/>
+                    </a:stretch>
+                  </pic:blipFill>
+                  <pic:spPr>
+                    <a:xfrm>
+                      <a:off x="0" y="0"/>
+                      <a:ext cx="5731510" cy="4128770"/>
+                    </a:xfrm>
+                    <a:prstGeom prst="rect">
+                      <a:avLst/>
+                    </a:prstGeom>
+                  </pic:spPr>
+                </pic:pic>
+              </a:graphicData>
+            </a:graphic>
+          </wp:inline>
+        </w:drawing>
+      </w:r>
+    </w:p>
+    <w:p/>
+    <w:p>
+      <w:r>
+        <w:rPr>
+          <w:noProof/>
+        </w:rPr>
+        <w:drawing>
+          <wp:inline distT="0" distB="0" distL="0" distR="0" wp14:anchorId="43534EB2" wp14:editId="3ED21C80">
+            <wp:extent cx="3733800" cy="3574177"/>
+            <wp:effectExtent l="0" t="0" r="0" b="7620"/>
+            <wp:docPr id="573227404" name="Picture 1"/>
+            <wp:cNvGraphicFramePr>
+              <a:graphicFrameLocks xmlns:a="http://schemas.openxmlformats.org/drawingml/2006/main" noChangeAspect="1"/>
+            </wp:cNvGraphicFramePr>
+            <a:graphic xmlns:a="http://schemas.openxmlformats.org/drawingml/2006/main">
+              <a:graphicData uri="http://schemas.openxmlformats.org/drawingml/2006/picture">
+                <pic:pic xmlns:pic="http://schemas.openxmlformats.org/drawingml/2006/picture">
+                  <pic:nvPicPr>
+                    <pic:cNvPr id="573227404" name=""/>
+                    <pic:cNvPicPr/>
+                  </pic:nvPicPr>
+                  <pic:blipFill>
+                    <a:blip r:embed="rId14"/>
+                    <a:stretch>
+                      <a:fillRect/>
+                    </a:stretch>
+                  </pic:blipFill>
+                  <pic:spPr>
+                    <a:xfrm>
+                      <a:off x="0" y="0"/>
+                      <a:ext cx="3737388" cy="3577611"/>
+                    </a:xfrm>
+                    <a:prstGeom prst="rect">
+                      <a:avLst/>
+                    </a:prstGeom>
+                  </pic:spPr>
+                </pic:pic>
+              </a:graphicData>
+            </a:graphic>
+          </wp:inline>
+        </w:drawing>
+      </w:r>
+    </w:p>
+    <w:p>
+      <w:r>
+        <w:rPr>
+          <w:noProof/>
+        </w:rPr>
+        <w:lastRenderedPageBreak/>
+        <w:drawing>
+          <wp:inline distT="0" distB="0" distL="0" distR="0" wp14:anchorId="2A43B8C0" wp14:editId="041DCDAE">
+            <wp:extent cx="5731510" cy="2780030"/>
+            <wp:effectExtent l="0" t="0" r="2540" b="1270"/>
+            <wp:docPr id="1391899610" name="Picture 1"/>
+            <wp:cNvGraphicFramePr>
+              <a:graphicFrameLocks xmlns:a="http://schemas.openxmlformats.org/drawingml/2006/main" noChangeAspect="1"/>
+            </wp:cNvGraphicFramePr>
+            <a:graphic xmlns:a="http://schemas.openxmlformats.org/drawingml/2006/main">
+              <a:graphicData uri="http://schemas.openxmlformats.org/drawingml/2006/picture">
+                <pic:pic xmlns:pic="http://schemas.openxmlformats.org/drawingml/2006/picture">
+                  <pic:nvPicPr>
+                    <pic:cNvPr id="1391899610" name=""/>
+                    <pic:cNvPicPr/>
+                  </pic:nvPicPr>
+                  <pic:blipFill>
+                    <a:blip r:embed="rId15"/>
+                    <a:stretch>
+                      <a:fillRect/>
+                    </a:stretch>
+                  </pic:blipFill>
+                  <pic:spPr>
+                    <a:xfrm>
+                      <a:off x="0" y="0"/>
+                      <a:ext cx="5731510" cy="2780030"/>
+                    </a:xfrm>
+                    <a:prstGeom prst="rect">
+                      <a:avLst/>
+                    </a:prstGeom>
+                  </pic:spPr>
+                </pic:pic>
+              </a:graphicData>
+            </a:graphic>
+          </wp:inline>
+        </w:drawing>
+      </w:r>
+    </w:p>
+    <w:p/>
+    <w:p>
+      <w:r>
+        <w:rPr>
+          <w:noProof/>
+        </w:rPr>
+        <w:drawing>
+          <wp:inline distT="0" distB="0" distL="0" distR="0" wp14:anchorId="19E1ECDC" wp14:editId="3F2E2F99">
+            <wp:extent cx="5731510" cy="2544445"/>
+            <wp:effectExtent l="0" t="0" r="2540" b="8255"/>
+            <wp:docPr id="2084850245" name="Picture 1"/>
+            <wp:cNvGraphicFramePr>
+              <a:graphicFrameLocks xmlns:a="http://schemas.openxmlformats.org/drawingml/2006/main" noChangeAspect="1"/>
+            </wp:cNvGraphicFramePr>
+            <a:graphic xmlns:a="http://schemas.openxmlformats.org/drawingml/2006/main">
+              <a:graphicData uri="http://schemas.openxmlformats.org/drawingml/2006/picture">
+                <pic:pic xmlns:pic="http://schemas.openxmlformats.org/drawingml/2006/picture">
+                  <pic:nvPicPr>
+                    <pic:cNvPr id="2084850245" name=""/>
+                    <pic:cNvPicPr/>
+                  </pic:nvPicPr>
+                  <pic:blipFill>
+                    <a:blip r:embed="rId16"/>
+                    <a:stretch>
+                      <a:fillRect/>
+                    </a:stretch>
+                  </pic:blipFill>
+                  <pic:spPr>
+                    <a:xfrm>
+                      <a:off x="0" y="0"/>
+                      <a:ext cx="5731510" cy="2544445"/>
+                    </a:xfrm>
+                    <a:prstGeom prst="rect">
+                      <a:avLst/>
+                    </a:prstGeom>
+                  </pic:spPr>
+                </pic:pic>
+              </a:graphicData>
+            </a:graphic>
+          </wp:inline>
+        </w:drawing>
+      </w:r>
+    </w:p>
+    <w:p/>
+    <w:p>
+      <w:r>
+        <w:rPr>
+          <w:noProof/>
+        </w:rPr>
+        <w:lastRenderedPageBreak/>
+        <w:drawing>
+          <wp:inline distT="0" distB="0" distL="0" distR="0" wp14:anchorId="6BC27272" wp14:editId="17A608A4">
+            <wp:extent cx="5731510" cy="3045460"/>
+            <wp:effectExtent l="0" t="0" r="2540" b="2540"/>
+            <wp:docPr id="1331037015" name="Picture 1"/>
+            <wp:cNvGraphicFramePr>
+              <a:graphicFrameLocks xmlns:a="http://schemas.openxmlformats.org/drawingml/2006/main" noChangeAspect="1"/>
+            </wp:cNvGraphicFramePr>
+            <a:graphic xmlns:a="http://schemas.openxmlformats.org/drawingml/2006/main">
+              <a:graphicData uri="http://schemas.openxmlformats.org/drawingml/2006/picture">
+                <pic:pic xmlns:pic="http://schemas.openxmlformats.org/drawingml/2006/picture">
+                  <pic:nvPicPr>
+                    <pic:cNvPr id="1331037015" name=""/>
+                    <pic:cNvPicPr/>
+                  </pic:nvPicPr>
+                  <pic:blipFill>
+                    <a:blip r:embed="rId17"/>
+                    <a:stretch>
+                      <a:fillRect/>
+                    </a:stretch>
+                  </pic:blipFill>
+                  <pic:spPr>
+                    <a:xfrm>
+                      <a:off x="0" y="0"/>
+                      <a:ext cx="5731510" cy="3045460"/>
+                    </a:xfrm>
+                    <a:prstGeom prst="rect">
+                      <a:avLst/>
+                    </a:prstGeom>
+                  </pic:spPr>
+                </pic:pic>
+              </a:graphicData>
+            </a:graphic>
+          </wp:inline>
+        </w:drawing>
+      </w:r>
+    </w:p>
+    <w:p>
+      <w:pPr>
+        <w:rPr>
+          <w:b/>
+          <w:bCs/>
+        </w:rPr>
+      </w:pPr>
+      <w:r>
+        <w:rPr>
+          <w:noProof/>
+        </w:rPr>
+        <w:drawing>
+          <wp:inline distT="0" distB="0" distL="0" distR="0" wp14:anchorId="26E62F5A" wp14:editId="7E97061C">
+            <wp:extent cx="5731510" cy="3333115"/>
+            <wp:effectExtent l="0" t="0" r="2540" b="635"/>
+            <wp:docPr id="1715654077" name="Picture 1"/>
+            <wp:cNvGraphicFramePr>
+              <a:graphicFrameLocks xmlns:a="http://schemas.openxmlformats.org/drawingml/2006/main" noChangeAspect="1"/>
+            </wp:cNvGraphicFramePr>
+            <a:graphic xmlns:a="http://schemas.openxmlformats.org/drawingml/2006/main">
+              <a:graphicData uri="http://schemas.openxmlformats.org/drawingml/2006/picture">
+                <pic:pic xmlns:pic="http://schemas.openxmlformats.org/drawingml/2006/picture">
+                  <pic:nvPicPr>
+                    <pic:cNvPr id="1715654077" name=""/>
+                    <pic:cNvPicPr/>
+                  </pic:nvPicPr>
+                  <pic:blipFill>
+                    <a:blip r:embed="rId18"/>
+                    <a:stretch>
+                      <a:fillRect/>
+                    </a:stretch>
+                  </pic:blipFill>
+                  <pic:spPr>
+                    <a:xfrm>
+                      <a:off x="0" y="0"/>
+                      <a:ext cx="5731510" cy="3333115"/>
+                    </a:xfrm>
+                    <a:prstGeom prst="rect">
+                      <a:avLst/>
+                    </a:prstGeom>
+                  </pic:spPr>
+                </pic:pic>
+              </a:graphicData>
+            </a:graphic>
+          </wp:inline>
+        </w:drawing>
+      </w:r>
+    </w:p>
+    <w:p/>
+    <w:p>
+      <w:pPr>
+        <w:pStyle w:val="ListParagraph"/>
+        <w:ind w:left="1080"/>
+      </w:pPr>
+      <w:r>
+        <w:rPr>
+          <w:noProof/>
+        </w:rPr>
+        <w:lastRenderedPageBreak/>
+        <w:drawing>
+          <wp:inline distT="0" distB="0" distL="0" distR="0" wp14:anchorId="5339A07E" wp14:editId="14B3AD08">
+            <wp:extent cx="5415958" cy="3400425"/>
+            <wp:effectExtent l="0" t="0" r="0" b="0"/>
+            <wp:docPr id="1048612114" name="Picture 1"/>
+            <wp:cNvGraphicFramePr>
+              <a:graphicFrameLocks xmlns:a="http://schemas.openxmlformats.org/drawingml/2006/main" noChangeAspect="1"/>
+            </wp:cNvGraphicFramePr>
+            <a:graphic xmlns:a="http://schemas.openxmlformats.org/drawingml/2006/main">
+              <a:graphicData uri="http://schemas.openxmlformats.org/drawingml/2006/picture">
+                <pic:pic xmlns:pic="http://schemas.openxmlformats.org/drawingml/2006/picture">
+                  <pic:nvPicPr>
+                    <pic:cNvPr id="1048612114" name=""/>
+                    <pic:cNvPicPr/>
+                  </pic:nvPicPr>
+                  <pic:blipFill>
+                    <a:blip r:embed="rId19"/>
+                    <a:stretch>
+                      <a:fillRect/>
+                    </a:stretch>
+                  </pic:blipFill>
+                  <pic:spPr>
+                    <a:xfrm>
+                      <a:off x="0" y="0"/>
+                      <a:ext cx="5417964" cy="3401684"/>
+                    </a:xfrm>
+                    <a:prstGeom prst="rect">
+                      <a:avLst/>
+                    </a:prstGeom>
+                  </pic:spPr>
+                </pic:pic>
+              </a:graphicData>
+            </a:graphic>
+          </wp:inline>
+        </w:drawing>
+      </w:r>
+    </w:p>
+    <w:p>
+      <w:pPr>
+        <w:pStyle w:val="ListParagraph"/>
+      </w:pPr>
+    </w:p>
+    <w:p>
+      <w:pPr>
+        <w:pStyle w:val="ListParagraph"/>
+        <w:numPr>
+          <w:ilvl w:val="0"/>
+          <w:numId w:val="1"/>
+        </w:numPr>
+      </w:pPr>
+      <w:r>
+        <w:t xml:space="preserve"> Switch to root user from ec2-user and run below commands:</w:t>
+      </w:r>
+    </w:p>
+    <w:p>
+      <w:pPr>
+        <w:pStyle w:val="ListParagraph"/>
+      </w:pPr>
+    </w:p>
+    <w:p>
+      <w:pPr>
+        <w:pStyle w:val="ListParagraph"/>
+        <w:numPr>
+          <w:ilvl w:val="0"/>
+          <w:numId w:val="3"/>
+        </w:numPr>
+      </w:pPr>
+      <w:r>
+        <w:t>sudo su –</w:t>
+      </w:r>
+    </w:p>
+    <w:p>
+      <w:pPr>
+        <w:pStyle w:val="ListParagraph"/>
+        <w:numPr>
+          <w:ilvl w:val="0"/>
+          <w:numId w:val="3"/>
+        </w:numPr>
+      </w:pPr>
+      <w:r>
+        <w:t>ssh-keygen</w:t>
+      </w:r>
+    </w:p>
+    <w:p>
+      <w:pPr>
+        <w:pStyle w:val="ListParagraph"/>
+        <w:numPr>
+          <w:ilvl w:val="0"/>
+          <w:numId w:val="3"/>
+        </w:numPr>
+      </w:pPr>
+      <w:r>
+        <w:t>sudo cat &lt;path of private key&gt;  (add the content of this file in Jenkins credentials under ssh username/password category</w:t>
+      </w:r>
+    </w:p>
+    <w:p>
+      <w:pPr>
+        <w:pStyle w:val="ListParagraph"/>
+        <w:numPr>
+          <w:ilvl w:val="0"/>
+          <w:numId w:val="3"/>
+        </w:numPr>
+      </w:pPr>
+      <w:r>
+        <w:t>ssh-copy-id ec2-user@&lt;private IP of k8Masternode&gt;</w:t>
+      </w:r>
+    </w:p>
+    <w:p>
+      <w:pPr>
+        <w:pStyle w:val="ListParagraph"/>
+        <w:numPr>
+          <w:ilvl w:val="0"/>
+          <w:numId w:val="3"/>
+        </w:numPr>
+      </w:pPr>
+      <w:r>
+        <w:t>ssh ec2-user@&lt;private IP of k8Masternode&gt;</w:t>
+      </w:r>
+    </w:p>
+    <w:p>
+      <w:pPr>
+        <w:pStyle w:val="ListParagraph"/>
+        <w:numPr>
+          <w:ilvl w:val="0"/>
+          <w:numId w:val="3"/>
+        </w:numPr>
+      </w:pPr>
+      <w:r>
+        <w:t>exit</w:t>
+      </w:r>
+    </w:p>
+    <w:p>
+      <w:pPr>
+        <w:pStyle w:val="ListParagraph"/>
+        <w:ind w:left="1080"/>
+      </w:pPr>
+    </w:p>
+    <w:p>
+      <w:pPr>
+        <w:pStyle w:val="ListParagraph"/>
+        <w:numPr>
+          <w:ilvl w:val="0"/>
+          <w:numId w:val="1"/>
+        </w:numPr>
+      </w:pPr>
+      <w:r>
+        <w:t>switch to ec2-user and Install git, maven, docker</w:t>
+      </w:r>
+    </w:p>
+    <w:p>
+      <w:pPr>
+        <w:pStyle w:val="ListParagraph"/>
+      </w:pPr>
+    </w:p>
+    <w:p>
+      <w:pPr>
+        <w:pStyle w:val="ListParagraph"/>
+        <w:numPr>
+          <w:ilvl w:val="0"/>
+          <w:numId w:val="3"/>
+        </w:numPr>
+      </w:pPr>
+      <w:r>
+        <w:t>sudo su – ec2-user</w:t>
+      </w:r>
+    </w:p>
+    <w:p>
+      <w:pPr>
+        <w:pStyle w:val="ListParagraph"/>
+        <w:numPr>
+          <w:ilvl w:val="0"/>
+          <w:numId w:val="3"/>
+        </w:numPr>
+      </w:pPr>
+      <w:r>
+        <w:t>sudo yum install git -y</w:t>
+      </w:r>
+    </w:p>
+    <w:p>
+      <w:pPr>
+        <w:pStyle w:val="ListParagraph"/>
+        <w:numPr>
+          <w:ilvl w:val="0"/>
+          <w:numId w:val="3"/>
+        </w:numPr>
+      </w:pPr>
+      <w:r>
+        <w:t>sudo yum install maven -y</w:t>
+      </w:r>
+    </w:p>
+    <w:p>
+      <w:pPr>
+        <w:pStyle w:val="ListParagraph"/>
+        <w:numPr>
+          <w:ilvl w:val="0"/>
+          <w:numId w:val="3"/>
+        </w:numPr>
+      </w:pPr>
+      <w:r>
+        <w:t>sudo yum install docker -y</w:t>
+      </w:r>
+    </w:p>
+    <w:p>
+      <w:pPr>
+        <w:pStyle w:val="ListParagraph"/>
+        <w:numPr>
+          <w:ilvl w:val="0"/>
+          <w:numId w:val="3"/>
+        </w:numPr>
+      </w:pPr>
+      <w:r>
+        <w:t>sudo usermod -aG docker jenkins</w:t>
+      </w:r>
+    </w:p>
+    <w:p>
+      <w:pPr>
+        <w:pStyle w:val="ListParagraph"/>
+        <w:numPr>
+          <w:ilvl w:val="0"/>
+          <w:numId w:val="3"/>
+        </w:numPr>
+      </w:pPr>
+      <w:r>
+        <w:t>sudo systemctl start docker</w:t>
+      </w:r>
+    </w:p>
+    <w:p>
+      <w:pPr>
+        <w:pStyle w:val="ListParagraph"/>
+        <w:numPr>
+          <w:ilvl w:val="0"/>
+          <w:numId w:val="3"/>
+        </w:numPr>
+      </w:pPr>
+      <w:r>
+        <w:t>sudo systemctl enable docker</w:t>
+      </w:r>
+    </w:p>
+    <w:p/>
+    <w:p>
+      <w:r>
+        <w:rPr>
+          <w:noProof/>
+        </w:rPr>
+        <w:lastRenderedPageBreak/>
+        <w:drawing>
+          <wp:inline distT="0" distB="0" distL="0" distR="0" wp14:anchorId="7969680C" wp14:editId="45506A9C">
+            <wp:extent cx="5731510" cy="2599690"/>
+            <wp:effectExtent l="0" t="0" r="2540" b="0"/>
+            <wp:docPr id="573777611" name="Picture 1"/>
+            <wp:cNvGraphicFramePr>
+              <a:graphicFrameLocks xmlns:a="http://schemas.openxmlformats.org/drawingml/2006/main" noChangeAspect="1"/>
+            </wp:cNvGraphicFramePr>
+            <a:graphic xmlns:a="http://schemas.openxmlformats.org/drawingml/2006/main">
+              <a:graphicData uri="http://schemas.openxmlformats.org/drawingml/2006/picture">
+                <pic:pic xmlns:pic="http://schemas.openxmlformats.org/drawingml/2006/picture">
+                  <pic:nvPicPr>
+                    <pic:cNvPr id="573777611" name=""/>
+                    <pic:cNvPicPr/>
+                  </pic:nvPicPr>
+                  <pic:blipFill>
+                    <a:blip r:embed="rId20"/>
+                    <a:stretch>
+                      <a:fillRect/>
+                    </a:stretch>
+                  </pic:blipFill>
+                  <pic:spPr>
+                    <a:xfrm>
+                      <a:off x="0" y="0"/>
+                      <a:ext cx="5731510" cy="2599690"/>
+                    </a:xfrm>
+                    <a:prstGeom prst="rect">
+                      <a:avLst/>
+                    </a:prstGeom>
+                  </pic:spPr>
+                </pic:pic>
+              </a:graphicData>
+            </a:graphic>
+          </wp:inline>
+        </w:drawing>
+      </w:r>
+    </w:p>
+    <w:p/>
+    <w:p>
+      <w:r>
+        <w:t>To test the deployment:</w:t>
+      </w:r>
+    </w:p>
+    <w:p>
+      <w:hyperlink r:id="rId21" w:history="1">
+        <w:r>
+          <w:rPr>
+            <w:rStyle w:val="Hyperlink"/>
+          </w:rPr>
+          <w:t>http://15.168.60.130:30007/hello-world-war-1.0.0/</w:t>
+        </w:r>
+      </w:hyperlink>
+    </w:p>
+    <w:p/>
+    <w:p>
+      <w:r>
+        <w:rPr>
+          <w:noProof/>
+        </w:rPr>
+        <w:drawing>
+          <wp:inline distT="0" distB="0" distL="0" distR="0" wp14:anchorId="389CB88D" wp14:editId="365434C1">
+            <wp:extent cx="5731510" cy="2107565"/>
+            <wp:effectExtent l="0" t="0" r="2540" b="6985"/>
+            <wp:docPr id="999408678" name="Picture 1"/>
+            <wp:cNvGraphicFramePr>
+              <a:graphicFrameLocks xmlns:a="http://schemas.openxmlformats.org/drawingml/2006/main" noChangeAspect="1"/>
+            </wp:cNvGraphicFramePr>
+            <a:graphic xmlns:a="http://schemas.openxmlformats.org/drawingml/2006/main">
+              <a:graphicData uri="http://schemas.openxmlformats.org/drawingml/2006/picture">
+                <pic:pic xmlns:pic="http://schemas.openxmlformats.org/drawingml/2006/picture">
+                  <pic:nvPicPr>
+                    <pic:cNvPr id="999408678" name=""/>
+                    <pic:cNvPicPr/>
+                  </pic:nvPicPr>
+                  <pic:blipFill>
+                    <a:blip r:embed="rId22"/>
+                    <a:stretch>
+                      <a:fillRect/>
+                    </a:stretch>
+                  </pic:blipFill>
+                  <pic:spPr>
+                    <a:xfrm>
+                      <a:off x="0" y="0"/>
+                      <a:ext cx="5731510" cy="2107565"/>
+                    </a:xfrm>
+                    <a:prstGeom prst="rect">
+                      <a:avLst/>
+                    </a:prstGeom>
+                  </pic:spPr>
+                </pic:pic>
+              </a:graphicData>
+            </a:graphic>
+          </wp:inline>
+        </w:drawing>
+      </w:r>
+    </w:p>
+    <w:p/>
+    <w:p>
+      <w:r>
+        <w:t>Monitoring:</w:t>
+      </w:r>
+    </w:p>
+    <w:p>
+      <w:r>
+        <w:t>In K8 Control node(node_exporter):</w:t>
+      </w:r>
+    </w:p>
+    <w:p>
+      <w:r>
+        <w:t xml:space="preserve">&gt; </w:t>
+      </w:r>
+      <w:r>
+        <w:t>wget https://github.com/prometheus/node_exporter/releases/download/v1.11.1/node_exporter-1.11.1.linux-amd64.tar.gz</w:t>
+      </w:r>
+    </w:p>
+    <w:p>
+      <w:r>
+        <w:t>&gt;</w:t>
+      </w:r>
+      <w:r>
+        <w:t xml:space="preserve">  ls</w:t>
+      </w:r>
+    </w:p>
+    <w:p>
+      <w:r>
+        <w:t xml:space="preserve">&gt; </w:t>
+      </w:r>
+      <w:r>
+        <w:t>sudo tar -xvzf  node_exporter-1.11.1.linux-amd64.tar.gz</w:t>
+      </w:r>
+    </w:p>
+    <w:p>
+      <w:r>
+        <w:t>&gt;</w:t>
+      </w:r>
+      <w:r>
+        <w:t xml:space="preserve">  ls</w:t>
+      </w:r>
+    </w:p>
+    <w:p>
+      <w:r>
+        <w:lastRenderedPageBreak/>
+        <w:t>&gt;</w:t>
+      </w:r>
+      <w:r>
+        <w:t xml:space="preserve">  cd node_exporter-1.11.1.linux-amd64/</w:t>
+      </w:r>
+    </w:p>
+    <w:p>
+      <w:r>
+        <w:t xml:space="preserve">&gt; </w:t>
+      </w:r>
       <w:r>
         <w:t xml:space="preserve"> </w:t>
       </w:r>
-      <w:proofErr w:type="spellStart"/>
-      <w:r>
-        <w:t>visudo</w:t>
-      </w:r>
-      <w:proofErr w:type="spellEnd"/>
+      <w:r>
+        <w:t>l</w:t>
+      </w:r>
+      <w:r>
+        <w:t>s</w:t>
+      </w:r>
+    </w:p>
+    <w:p>
+      <w:r>
+        <w:t xml:space="preserve">&gt; </w:t>
+      </w:r>
+      <w:r>
+        <w:t xml:space="preserve"> sudo ./node_exporter &amp;</w:t>
+      </w:r>
+    </w:p>
+    <w:p/>
+    <w:p>
+      <w:r>
+        <w:t xml:space="preserve">In Monitoring Server, </w:t>
+      </w:r>
+    </w:p>
+    <w:p>
+      <w:pPr>
+        <w:pStyle w:val="ListParagraph"/>
+        <w:numPr>
+          <w:ilvl w:val="0"/>
+          <w:numId w:val="5"/>
+        </w:numPr>
+      </w:pPr>
+      <w:r>
+        <w:t xml:space="preserve">download prometheus </w:t>
+      </w:r>
+    </w:p>
+    <w:p>
+      <w:pPr>
+        <w:pStyle w:val="ListParagraph"/>
+        <w:numPr>
+          <w:ilvl w:val="0"/>
+          <w:numId w:val="3"/>
+        </w:numPr>
+      </w:pPr>
+      <w:r>
+        <w:t xml:space="preserve">wget </w:t>
+      </w:r>
+      <w:hyperlink r:id="rId23" w:history="1">
+        <w:r>
+          <w:rPr>
+            <w:rStyle w:val="Hyperlink"/>
+          </w:rPr>
+          <w:t>https://github.com/prometheus/prometheus/releases/download/v3.11.2/prometheus-3.11.2.linux-amd64.tar.gz</w:t>
+        </w:r>
+      </w:hyperlink>
+    </w:p>
+    <w:p>
+      <w:pPr>
+        <w:pStyle w:val="ListParagraph"/>
+        <w:numPr>
+          <w:ilvl w:val="0"/>
+          <w:numId w:val="3"/>
+        </w:numPr>
+      </w:pPr>
+      <w:r>
+        <w:t>ls</w:t>
+      </w:r>
+    </w:p>
+    <w:p>
+      <w:pPr>
+        <w:pStyle w:val="ListParagraph"/>
+        <w:numPr>
+          <w:ilvl w:val="0"/>
+          <w:numId w:val="3"/>
+        </w:numPr>
+      </w:pPr>
+      <w:r>
+        <w:t xml:space="preserve"> sudo tar -xvzf prometheus-3.11.2.linux-amd64.tar.gz</w:t>
+      </w:r>
+    </w:p>
+    <w:p>
+      <w:pPr>
+        <w:pStyle w:val="ListParagraph"/>
+        <w:numPr>
+          <w:ilvl w:val="0"/>
+          <w:numId w:val="3"/>
+        </w:numPr>
+      </w:pPr>
+      <w:r>
+        <w:t>L</w:t>
+      </w:r>
+      <w:r>
+        <w:t>s</w:t>
+      </w:r>
+    </w:p>
+    <w:p>
+      <w:pPr>
+        <w:pStyle w:val="ListParagraph"/>
+        <w:numPr>
+          <w:ilvl w:val="0"/>
+          <w:numId w:val="3"/>
+        </w:numPr>
+      </w:pPr>
+      <w:r>
+        <w:t xml:space="preserve"> cd prometheus-3.11.2.linux-amd64/</w:t>
+      </w:r>
+    </w:p>
+    <w:p>
+      <w:pPr>
+        <w:pStyle w:val="ListParagraph"/>
+        <w:numPr>
+          <w:ilvl w:val="0"/>
+          <w:numId w:val="3"/>
+        </w:numPr>
+      </w:pPr>
+      <w:r>
+        <w:t>L</w:t>
+      </w:r>
+      <w:r>
+        <w:t>s</w:t>
+      </w:r>
+    </w:p>
+    <w:p>
+      <w:pPr>
+        <w:pStyle w:val="ListParagraph"/>
+        <w:numPr>
+          <w:ilvl w:val="0"/>
+          <w:numId w:val="3"/>
+        </w:numPr>
+      </w:pPr>
+      <w:r>
+        <w:t>sudo nano prometheus.yml</w:t>
+      </w:r>
+    </w:p>
+    <w:p>
+      <w:pPr>
+        <w:pStyle w:val="ListParagraph"/>
+        <w:numPr>
+          <w:ilvl w:val="0"/>
+          <w:numId w:val="3"/>
+        </w:numPr>
+      </w:pPr>
+      <w:r>
+        <w:t xml:space="preserve"> sudo ./prometheus &amp;</w:t>
+      </w:r>
     </w:p>
     <w:p>
       <w:pPr>
         <w:pStyle w:val="ListParagraph"/>
         <w:ind w:left="1080"/>
       </w:pPr>
-      <w:r>
-        <w:t xml:space="preserve">ec2-user </w:t>
-      </w:r>
-      <w:r>
-        <w:t>ALL=(ALL) NOPASSWD:ALL</w:t>
-      </w:r>
-    </w:p>
-    <w:p>
-      <w:r>
-        <w:br w:type="page"/>
+    </w:p>
+    <w:p>
+      <w:pPr>
+        <w:pStyle w:val="ListParagraph"/>
+        <w:numPr>
+          <w:ilvl w:val="0"/>
+          <w:numId w:val="5"/>
+        </w:numPr>
+      </w:pPr>
+      <w:r>
+        <w:t>Download grafana</w:t>
+      </w:r>
+    </w:p>
+    <w:p>
+      <w:pPr>
+        <w:pStyle w:val="ListParagraph"/>
+        <w:numPr>
+          <w:ilvl w:val="0"/>
+          <w:numId w:val="3"/>
+        </w:numPr>
+      </w:pPr>
+      <w:r>
+        <w:t>C</w:t>
+      </w:r>
+      <w:r>
+        <w:t>d</w:t>
+      </w:r>
+    </w:p>
+    <w:p>
+      <w:pPr>
+        <w:pStyle w:val="ListParagraph"/>
+        <w:numPr>
+          <w:ilvl w:val="0"/>
+          <w:numId w:val="3"/>
+        </w:numPr>
+      </w:pPr>
+      <w:r>
+        <w:t xml:space="preserve"> wget </w:t>
+      </w:r>
+      <w:hyperlink r:id="rId24" w:history="1">
+        <w:r>
+          <w:rPr>
+            <w:rStyle w:val="Hyperlink"/>
+          </w:rPr>
+          <w:t>https://dl.grafana.com/grafana/release/13.0.1/grafana_13.0.1_24542347077_linux_amd64.tar.gz</w:t>
+        </w:r>
+      </w:hyperlink>
+    </w:p>
+    <w:p>
+      <w:pPr>
+        <w:pStyle w:val="ListParagraph"/>
+        <w:numPr>
+          <w:ilvl w:val="0"/>
+          <w:numId w:val="3"/>
+        </w:numPr>
+      </w:pPr>
+      <w:r>
+        <w:t>tar -zxvf grafana_13.0.1_24542347077_linux_amd64.tar.gz</w:t>
+      </w:r>
+    </w:p>
+    <w:p>
+      <w:pPr>
+        <w:pStyle w:val="ListParagraph"/>
+        <w:numPr>
+          <w:ilvl w:val="0"/>
+          <w:numId w:val="3"/>
+        </w:numPr>
+      </w:pPr>
+      <w:r>
+        <w:t xml:space="preserve">  ls</w:t>
+      </w:r>
+    </w:p>
+    <w:p>
+      <w:pPr>
+        <w:pStyle w:val="ListParagraph"/>
+        <w:numPr>
+          <w:ilvl w:val="0"/>
+          <w:numId w:val="3"/>
+        </w:numPr>
+      </w:pPr>
+      <w:r>
+        <w:t>cd grafana-13.0.1/</w:t>
+      </w:r>
+    </w:p>
+    <w:p>
+      <w:pPr>
+        <w:pStyle w:val="ListParagraph"/>
+        <w:numPr>
+          <w:ilvl w:val="0"/>
+          <w:numId w:val="3"/>
+        </w:numPr>
+      </w:pPr>
+      <w:r>
+        <w:t xml:space="preserve">  ls</w:t>
+      </w:r>
+    </w:p>
+    <w:p>
+      <w:pPr>
+        <w:pStyle w:val="ListParagraph"/>
+        <w:numPr>
+          <w:ilvl w:val="0"/>
+          <w:numId w:val="3"/>
+        </w:numPr>
+      </w:pPr>
+      <w:r>
+        <w:t xml:space="preserve">  cd bin/</w:t>
+      </w:r>
+    </w:p>
+    <w:p>
+      <w:pPr>
+        <w:pStyle w:val="ListParagraph"/>
+        <w:numPr>
+          <w:ilvl w:val="0"/>
+          <w:numId w:val="3"/>
+        </w:numPr>
+      </w:pPr>
+      <w:r>
+        <w:t>L</w:t>
+      </w:r>
+      <w:r>
+        <w:t>s</w:t>
+      </w:r>
+    </w:p>
+    <w:p>
+      <w:pPr>
+        <w:pStyle w:val="ListParagraph"/>
+        <w:numPr>
+          <w:ilvl w:val="0"/>
+          <w:numId w:val="3"/>
+        </w:numPr>
+      </w:pPr>
+      <w:r>
+        <w:t>sudo ./grafana server &amp;</w:t>
+      </w:r>
+    </w:p>
+    <w:p>
+      <w:r>
+        <w:t>in duplicate Tab</w:t>
+      </w:r>
+    </w:p>
+    <w:p>
+      <w:pPr>
+        <w:pStyle w:val="ListParagraph"/>
+        <w:numPr>
+          <w:ilvl w:val="0"/>
+          <w:numId w:val="3"/>
+        </w:numPr>
+      </w:pPr>
+      <w:r>
+        <w:t>cd grafana-13.0.1/</w:t>
+      </w:r>
+    </w:p>
+    <w:p>
+      <w:pPr>
+        <w:pStyle w:val="ListParagraph"/>
+        <w:numPr>
+          <w:ilvl w:val="0"/>
+          <w:numId w:val="3"/>
+        </w:numPr>
+      </w:pPr>
+      <w:r>
+        <w:t xml:space="preserve"> cd conf/</w:t>
+      </w:r>
+    </w:p>
+    <w:p>
+      <w:pPr>
+        <w:pStyle w:val="ListParagraph"/>
+        <w:numPr>
+          <w:ilvl w:val="0"/>
+          <w:numId w:val="3"/>
+        </w:numPr>
+      </w:pPr>
+      <w:r>
+        <w:t xml:space="preserve"> </w:t>
+      </w:r>
+      <w:r>
+        <w:t>L</w:t>
+      </w:r>
+      <w:r>
+        <w:t>s</w:t>
+      </w:r>
+    </w:p>
+    <w:p>
+      <w:pPr>
+        <w:pStyle w:val="ListParagraph"/>
+        <w:numPr>
+          <w:ilvl w:val="0"/>
+          <w:numId w:val="3"/>
+        </w:numPr>
+      </w:pPr>
+      <w:r>
+        <w:t xml:space="preserve"> sudo vim defaults.ini</w:t>
+      </w:r>
+      <w:r>
+        <w:t xml:space="preserve">    (changes the values to config notification mail)</w:t>
       </w:r>
     </w:p>
     <w:p>
@@ -743,28 +1973,61 @@
         <w:pStyle w:val="ListParagraph"/>
         <w:ind w:left="1080"/>
       </w:pPr>
-    </w:p>
-    <w:p>
-      <w:pPr>
-        <w:pStyle w:val="ListParagraph"/>
-      </w:pPr>
-    </w:p>
-    <w:p>
-      <w:pPr>
-        <w:pStyle w:val="ListParagraph"/>
-        <w:numPr>
-          <w:ilvl w:val="0"/>
-          <w:numId w:val="1"/>
-        </w:numPr>
-      </w:pPr>
-      <w:r>
-        <w:t xml:space="preserve"> Switch to root user from ec2-user and run below commands:</w:t>
-      </w:r>
-    </w:p>
-    <w:p>
-      <w:pPr>
-        <w:pStyle w:val="ListParagraph"/>
-      </w:pPr>
+      <w:r>
+        <w:t>:1095 – move down and change the below lines</w:t>
+      </w:r>
+    </w:p>
+    <w:p>
+      <w:pPr>
+        <w:pStyle w:val="ListParagraph"/>
+        <w:ind w:left="1080"/>
+      </w:pPr>
+      <w:r>
+        <w:rPr>
+          <w:noProof/>
+        </w:rPr>
+        <w:lastRenderedPageBreak/>
+        <w:drawing>
+          <wp:inline distT="0" distB="0" distL="0" distR="0" wp14:anchorId="300998B6" wp14:editId="7B343842">
+            <wp:extent cx="3209925" cy="2257425"/>
+            <wp:effectExtent l="0" t="0" r="9525" b="9525"/>
+            <wp:docPr id="1181098108" name="Picture 1"/>
+            <wp:cNvGraphicFramePr>
+              <a:graphicFrameLocks xmlns:a="http://schemas.openxmlformats.org/drawingml/2006/main" noChangeAspect="1"/>
+            </wp:cNvGraphicFramePr>
+            <a:graphic xmlns:a="http://schemas.openxmlformats.org/drawingml/2006/main">
+              <a:graphicData uri="http://schemas.openxmlformats.org/drawingml/2006/picture">
+                <pic:pic xmlns:pic="http://schemas.openxmlformats.org/drawingml/2006/picture">
+                  <pic:nvPicPr>
+                    <pic:cNvPr id="1181098108" name=""/>
+                    <pic:cNvPicPr/>
+                  </pic:nvPicPr>
+                  <pic:blipFill>
+                    <a:blip r:embed="rId25"/>
+                    <a:stretch>
+                      <a:fillRect/>
+                    </a:stretch>
+                  </pic:blipFill>
+                  <pic:spPr>
+                    <a:xfrm>
+                      <a:off x="0" y="0"/>
+                      <a:ext cx="3209925" cy="2257425"/>
+                    </a:xfrm>
+                    <a:prstGeom prst="rect">
+                      <a:avLst/>
+                    </a:prstGeom>
+                  </pic:spPr>
+                </pic:pic>
+              </a:graphicData>
+            </a:graphic>
+          </wp:inline>
+        </w:drawing>
+      </w:r>
+    </w:p>
+    <w:p>
+      <w:r>
+        <w:t>To restart Grafana:</w:t>
+      </w:r>
     </w:p>
     <w:p>
       <w:pPr>
@@ -774,21 +2037,11 @@
           <w:numId w:val="3"/>
         </w:numPr>
       </w:pPr>
-      <w:proofErr w:type="spellStart"/>
-      <w:r>
-        <w:t>sudo</w:t>
-      </w:r>
-      <w:proofErr w:type="spellEnd"/>
-      <w:r>
-        <w:t xml:space="preserve"> </w:t>
-      </w:r>
-      <w:proofErr w:type="spellStart"/>
-      <w:r>
-        <w:t>su</w:t>
-      </w:r>
-      <w:proofErr w:type="spellEnd"/>
-      <w:r>
-        <w:t xml:space="preserve"> –</w:t>
+      <w:r>
+        <w:t xml:space="preserve"> sudo pgrep </w:t>
+      </w:r>
+      <w:r>
+        <w:t>Grafana</w:t>
       </w:r>
     </w:p>
     <w:p>
@@ -800,7 +2053,7 @@
         </w:numPr>
       </w:pPr>
       <w:r>
-        <w:t>ssh-keygen</w:t>
+        <w:t xml:space="preserve">sudo pkill grafana    </w:t>
       </w:r>
     </w:p>
     <w:p>
@@ -811,13 +2064,8 @@
           <w:numId w:val="3"/>
         </w:numPr>
       </w:pPr>
-      <w:proofErr w:type="spellStart"/>
-      <w:r>
-        <w:t>sudo</w:t>
-      </w:r>
-      <w:proofErr w:type="spellEnd"/>
-      <w:r>
-        <w:t xml:space="preserve"> cat &lt;path of private key&gt;  (add the content of this file in Jenkins credentials under ssh username/password category</w:t>
+      <w:r>
+        <w:t xml:space="preserve"> cd grafana-13.0.1/</w:t>
       </w:r>
     </w:p>
     <w:p>
@@ -829,7 +2077,10 @@
         </w:numPr>
       </w:pPr>
       <w:r>
-        <w:t>ssh-copy-id ec2-user@&lt;private IP of k8Masternode&gt;</w:t>
+        <w:t>C</w:t>
+      </w:r>
+      <w:r>
+        <w:t>d</w:t>
       </w:r>
     </w:p>
     <w:p>
@@ -841,10 +2092,7 @@
         </w:numPr>
       </w:pPr>
       <w:r>
-        <w:t xml:space="preserve">ssh </w:t>
-      </w:r>
-      <w:r>
-        <w:t>ec2-user@&lt;private IP of k8Masternode&gt;</w:t>
+        <w:t>cd grafana-13.0.1/</w:t>
       </w:r>
     </w:p>
     <w:p>
@@ -856,31 +2104,8 @@
         </w:numPr>
       </w:pPr>
       <w:r>
-        <w:t>exit</w:t>
-      </w:r>
-    </w:p>
-    <w:p>
-      <w:pPr>
-        <w:pStyle w:val="ListParagraph"/>
-        <w:ind w:left="1080"/>
-      </w:pPr>
-    </w:p>
-    <w:p>
-      <w:pPr>
-        <w:pStyle w:val="ListParagraph"/>
-        <w:numPr>
-          <w:ilvl w:val="0"/>
-          <w:numId w:val="1"/>
-        </w:numPr>
-      </w:pPr>
-      <w:r>
-        <w:t>switch to ec2-user and Install git, maven, docker</w:t>
-      </w:r>
-    </w:p>
-    <w:p>
-      <w:pPr>
-        <w:pStyle w:val="ListParagraph"/>
-      </w:pPr>
+        <w:t xml:space="preserve"> cd bin/</w:t>
+      </w:r>
     </w:p>
     <w:p>
       <w:pPr>
@@ -890,21 +2115,11 @@
           <w:numId w:val="3"/>
         </w:numPr>
       </w:pPr>
-      <w:proofErr w:type="spellStart"/>
-      <w:r>
-        <w:t>sudo</w:t>
-      </w:r>
-      <w:proofErr w:type="spellEnd"/>
-      <w:r>
-        <w:t xml:space="preserve"> </w:t>
-      </w:r>
-      <w:proofErr w:type="spellStart"/>
-      <w:r>
-        <w:t>su</w:t>
-      </w:r>
-      <w:proofErr w:type="spellEnd"/>
-      <w:r>
-        <w:t xml:space="preserve"> – ec2-user</w:t>
+      <w:r>
+        <w:t>L</w:t>
+      </w:r>
+      <w:r>
+        <w:t>s</w:t>
       </w:r>
     </w:p>
     <w:p>
@@ -915,137 +2130,289 @@
           <w:numId w:val="3"/>
         </w:numPr>
       </w:pPr>
-      <w:proofErr w:type="spellStart"/>
-      <w:r>
-        <w:t>sudo</w:t>
-      </w:r>
-      <w:proofErr w:type="spellEnd"/>
-      <w:r>
-        <w:t xml:space="preserve"> yum install git -y</w:t>
-      </w:r>
-    </w:p>
-    <w:p>
-      <w:pPr>
-        <w:pStyle w:val="ListParagraph"/>
-        <w:numPr>
-          <w:ilvl w:val="0"/>
-          <w:numId w:val="3"/>
-        </w:numPr>
-      </w:pPr>
-      <w:proofErr w:type="spellStart"/>
-      <w:r>
-        <w:t>sudo</w:t>
-      </w:r>
-      <w:proofErr w:type="spellEnd"/>
-      <w:r>
-        <w:t xml:space="preserve"> yum install maven -y</w:t>
-      </w:r>
-    </w:p>
-    <w:p>
-      <w:pPr>
-        <w:pStyle w:val="ListParagraph"/>
-        <w:numPr>
-          <w:ilvl w:val="0"/>
-          <w:numId w:val="3"/>
-        </w:numPr>
-      </w:pPr>
-      <w:proofErr w:type="spellStart"/>
-      <w:r>
-        <w:t>sudo</w:t>
-      </w:r>
-      <w:proofErr w:type="spellEnd"/>
-      <w:r>
-        <w:t xml:space="preserve"> yum install docker -y</w:t>
-      </w:r>
-    </w:p>
-    <w:p>
-      <w:pPr>
-        <w:pStyle w:val="ListParagraph"/>
-        <w:numPr>
-          <w:ilvl w:val="0"/>
-          <w:numId w:val="3"/>
-        </w:numPr>
-      </w:pPr>
-      <w:proofErr w:type="spellStart"/>
-      <w:r>
-        <w:t>sudo</w:t>
-      </w:r>
-      <w:proofErr w:type="spellEnd"/>
-      <w:r>
-        <w:t xml:space="preserve"> </w:t>
-      </w:r>
-      <w:proofErr w:type="spellStart"/>
-      <w:r>
-        <w:t>usermod</w:t>
-      </w:r>
-      <w:proofErr w:type="spellEnd"/>
-      <w:r>
-        <w:t xml:space="preserve"> -</w:t>
-      </w:r>
-      <w:proofErr w:type="spellStart"/>
-      <w:r>
-        <w:t>aG</w:t>
-      </w:r>
-      <w:proofErr w:type="spellEnd"/>
-      <w:r>
-        <w:t xml:space="preserve"> docker </w:t>
-      </w:r>
-      <w:proofErr w:type="spellStart"/>
-      <w:r>
-        <w:t>jenkins</w:t>
-      </w:r>
-      <w:proofErr w:type="spellEnd"/>
-    </w:p>
-    <w:p>
-      <w:pPr>
-        <w:pStyle w:val="ListParagraph"/>
-        <w:numPr>
-          <w:ilvl w:val="0"/>
-          <w:numId w:val="3"/>
-        </w:numPr>
-      </w:pPr>
-      <w:proofErr w:type="spellStart"/>
-      <w:r>
-        <w:t>sudo</w:t>
-      </w:r>
-      <w:proofErr w:type="spellEnd"/>
-      <w:r>
-        <w:t xml:space="preserve"> </w:t>
-      </w:r>
-      <w:proofErr w:type="spellStart"/>
-      <w:r>
-        <w:t>systemctl</w:t>
-      </w:r>
-      <w:proofErr w:type="spellEnd"/>
-      <w:r>
-        <w:t xml:space="preserve"> start docker</w:t>
-      </w:r>
-    </w:p>
-    <w:p>
-      <w:pPr>
-        <w:pStyle w:val="ListParagraph"/>
-        <w:numPr>
-          <w:ilvl w:val="0"/>
-          <w:numId w:val="3"/>
-        </w:numPr>
-      </w:pPr>
-      <w:proofErr w:type="spellStart"/>
-      <w:r>
-        <w:t>sudo</w:t>
-      </w:r>
-      <w:proofErr w:type="spellEnd"/>
-      <w:r>
-        <w:t xml:space="preserve"> </w:t>
-      </w:r>
-      <w:proofErr w:type="spellStart"/>
-      <w:r>
-        <w:t>systemctl</w:t>
-      </w:r>
-      <w:proofErr w:type="spellEnd"/>
-      <w:r>
-        <w:t xml:space="preserve"> enable docker</w:t>
-      </w:r>
-    </w:p>
+      <w:r>
+        <w:t xml:space="preserve"> sudo ./grafana server &amp;</w:t>
+      </w:r>
+    </w:p>
+    <w:p>
+      <w:r>
+        <w:t>To test Grafana notification, killing node_exporter process:</w:t>
+      </w:r>
+    </w:p>
+    <w:p>
+      <w:r>
+        <w:t xml:space="preserve">   </w:t>
+      </w:r>
+      <w:r>
+        <w:t>&gt;</w:t>
+      </w:r>
+      <w:r>
+        <w:t xml:space="preserve">  sudo pkill node_exporter</w:t>
+      </w:r>
+    </w:p>
+    <w:p/>
+    <w:p>
+      <w:r>
+        <w:rPr>
+          <w:noProof/>
+        </w:rPr>
+        <w:drawing>
+          <wp:inline distT="0" distB="0" distL="0" distR="0" wp14:anchorId="5693DE31" wp14:editId="6446E3DC">
+            <wp:extent cx="5731510" cy="2941955"/>
+            <wp:effectExtent l="0" t="0" r="2540" b="0"/>
+            <wp:docPr id="1798631990" name="Picture 1"/>
+            <wp:cNvGraphicFramePr>
+              <a:graphicFrameLocks xmlns:a="http://schemas.openxmlformats.org/drawingml/2006/main" noChangeAspect="1"/>
+            </wp:cNvGraphicFramePr>
+            <a:graphic xmlns:a="http://schemas.openxmlformats.org/drawingml/2006/main">
+              <a:graphicData uri="http://schemas.openxmlformats.org/drawingml/2006/picture">
+                <pic:pic xmlns:pic="http://schemas.openxmlformats.org/drawingml/2006/picture">
+                  <pic:nvPicPr>
+                    <pic:cNvPr id="1798631990" name=""/>
+                    <pic:cNvPicPr/>
+                  </pic:nvPicPr>
+                  <pic:blipFill>
+                    <a:blip r:embed="rId26"/>
+                    <a:stretch>
+                      <a:fillRect/>
+                    </a:stretch>
+                  </pic:blipFill>
+                  <pic:spPr>
+                    <a:xfrm>
+                      <a:off x="0" y="0"/>
+                      <a:ext cx="5731510" cy="2941955"/>
+                    </a:xfrm>
+                    <a:prstGeom prst="rect">
+                      <a:avLst/>
+                    </a:prstGeom>
+                  </pic:spPr>
+                </pic:pic>
+              </a:graphicData>
+            </a:graphic>
+          </wp:inline>
+        </w:drawing>
+      </w:r>
+    </w:p>
+    <w:p/>
+    <w:p>
+      <w:r>
+        <w:rPr>
+          <w:noProof/>
+        </w:rPr>
+        <w:lastRenderedPageBreak/>
+        <w:drawing>
+          <wp:inline distT="0" distB="0" distL="0" distR="0" wp14:anchorId="520179F9" wp14:editId="16C5FA72">
+            <wp:extent cx="5731510" cy="2641600"/>
+            <wp:effectExtent l="0" t="0" r="2540" b="6350"/>
+            <wp:docPr id="1485839843" name="Picture 1"/>
+            <wp:cNvGraphicFramePr>
+              <a:graphicFrameLocks xmlns:a="http://schemas.openxmlformats.org/drawingml/2006/main" noChangeAspect="1"/>
+            </wp:cNvGraphicFramePr>
+            <a:graphic xmlns:a="http://schemas.openxmlformats.org/drawingml/2006/main">
+              <a:graphicData uri="http://schemas.openxmlformats.org/drawingml/2006/picture">
+                <pic:pic xmlns:pic="http://schemas.openxmlformats.org/drawingml/2006/picture">
+                  <pic:nvPicPr>
+                    <pic:cNvPr id="1485839843" name=""/>
+                    <pic:cNvPicPr/>
+                  </pic:nvPicPr>
+                  <pic:blipFill>
+                    <a:blip r:embed="rId27"/>
+                    <a:stretch>
+                      <a:fillRect/>
+                    </a:stretch>
+                  </pic:blipFill>
+                  <pic:spPr>
+                    <a:xfrm>
+                      <a:off x="0" y="0"/>
+                      <a:ext cx="5731510" cy="2641600"/>
+                    </a:xfrm>
+                    <a:prstGeom prst="rect">
+                      <a:avLst/>
+                    </a:prstGeom>
+                  </pic:spPr>
+                </pic:pic>
+              </a:graphicData>
+            </a:graphic>
+          </wp:inline>
+        </w:drawing>
+      </w:r>
+    </w:p>
+    <w:p/>
+    <w:p>
+      <w:r>
+        <w:rPr>
+          <w:noProof/>
+        </w:rPr>
+        <w:drawing>
+          <wp:inline distT="0" distB="0" distL="0" distR="0" wp14:anchorId="06EB6462" wp14:editId="6FCC8B1F">
+            <wp:extent cx="5731510" cy="2773045"/>
+            <wp:effectExtent l="0" t="0" r="2540" b="8255"/>
+            <wp:docPr id="1531847299" name="Picture 1"/>
+            <wp:cNvGraphicFramePr>
+              <a:graphicFrameLocks xmlns:a="http://schemas.openxmlformats.org/drawingml/2006/main" noChangeAspect="1"/>
+            </wp:cNvGraphicFramePr>
+            <a:graphic xmlns:a="http://schemas.openxmlformats.org/drawingml/2006/main">
+              <a:graphicData uri="http://schemas.openxmlformats.org/drawingml/2006/picture">
+                <pic:pic xmlns:pic="http://schemas.openxmlformats.org/drawingml/2006/picture">
+                  <pic:nvPicPr>
+                    <pic:cNvPr id="1531847299" name=""/>
+                    <pic:cNvPicPr/>
+                  </pic:nvPicPr>
+                  <pic:blipFill>
+                    <a:blip r:embed="rId28"/>
+                    <a:stretch>
+                      <a:fillRect/>
+                    </a:stretch>
+                  </pic:blipFill>
+                  <pic:spPr>
+                    <a:xfrm>
+                      <a:off x="0" y="0"/>
+                      <a:ext cx="5731510" cy="2773045"/>
+                    </a:xfrm>
+                    <a:prstGeom prst="rect">
+                      <a:avLst/>
+                    </a:prstGeom>
+                  </pic:spPr>
+                </pic:pic>
+              </a:graphicData>
+            </a:graphic>
+          </wp:inline>
+        </w:drawing>
+      </w:r>
+    </w:p>
+    <w:p/>
+    <w:p>
+      <w:r>
+        <w:rPr>
+          <w:noProof/>
+        </w:rPr>
+        <w:lastRenderedPageBreak/>
+        <w:drawing>
+          <wp:inline distT="0" distB="0" distL="0" distR="0" wp14:anchorId="585A9A65" wp14:editId="62EEC615">
+            <wp:extent cx="5731510" cy="2683510"/>
+            <wp:effectExtent l="0" t="0" r="2540" b="2540"/>
+            <wp:docPr id="917732649" name="Picture 1"/>
+            <wp:cNvGraphicFramePr>
+              <a:graphicFrameLocks xmlns:a="http://schemas.openxmlformats.org/drawingml/2006/main" noChangeAspect="1"/>
+            </wp:cNvGraphicFramePr>
+            <a:graphic xmlns:a="http://schemas.openxmlformats.org/drawingml/2006/main">
+              <a:graphicData uri="http://schemas.openxmlformats.org/drawingml/2006/picture">
+                <pic:pic xmlns:pic="http://schemas.openxmlformats.org/drawingml/2006/picture">
+                  <pic:nvPicPr>
+                    <pic:cNvPr id="917732649" name=""/>
+                    <pic:cNvPicPr/>
+                  </pic:nvPicPr>
+                  <pic:blipFill>
+                    <a:blip r:embed="rId29"/>
+                    <a:stretch>
+                      <a:fillRect/>
+                    </a:stretch>
+                  </pic:blipFill>
+                  <pic:spPr>
+                    <a:xfrm>
+                      <a:off x="0" y="0"/>
+                      <a:ext cx="5731510" cy="2683510"/>
+                    </a:xfrm>
+                    <a:prstGeom prst="rect">
+                      <a:avLst/>
+                    </a:prstGeom>
+                  </pic:spPr>
+                </pic:pic>
+              </a:graphicData>
+            </a:graphic>
+          </wp:inline>
+        </w:drawing>
+      </w:r>
+    </w:p>
+    <w:p/>
+    <w:p>
+      <w:r>
+        <w:rPr>
+          <w:noProof/>
+        </w:rPr>
+        <w:drawing>
+          <wp:inline distT="0" distB="0" distL="0" distR="0" wp14:anchorId="0F2B5438" wp14:editId="20E9C4F6">
+            <wp:extent cx="4629150" cy="2164305"/>
+            <wp:effectExtent l="0" t="0" r="0" b="7620"/>
+            <wp:docPr id="209648543" name="Picture 1"/>
+            <wp:cNvGraphicFramePr>
+              <a:graphicFrameLocks xmlns:a="http://schemas.openxmlformats.org/drawingml/2006/main" noChangeAspect="1"/>
+            </wp:cNvGraphicFramePr>
+            <a:graphic xmlns:a="http://schemas.openxmlformats.org/drawingml/2006/main">
+              <a:graphicData uri="http://schemas.openxmlformats.org/drawingml/2006/picture">
+                <pic:pic xmlns:pic="http://schemas.openxmlformats.org/drawingml/2006/picture">
+                  <pic:nvPicPr>
+                    <pic:cNvPr id="209648543" name=""/>
+                    <pic:cNvPicPr/>
+                  </pic:nvPicPr>
+                  <pic:blipFill>
+                    <a:blip r:embed="rId30"/>
+                    <a:stretch>
+                      <a:fillRect/>
+                    </a:stretch>
+                  </pic:blipFill>
+                  <pic:spPr>
+                    <a:xfrm>
+                      <a:off x="0" y="0"/>
+                      <a:ext cx="4636680" cy="2167825"/>
+                    </a:xfrm>
+                    <a:prstGeom prst="rect">
+                      <a:avLst/>
+                    </a:prstGeom>
+                  </pic:spPr>
+                </pic:pic>
+              </a:graphicData>
+            </a:graphic>
+          </wp:inline>
+        </w:drawing>
+      </w:r>
+    </w:p>
+    <w:p/>
+    <w:p>
+      <w:r>
+        <w:rPr>
+          <w:noProof/>
+        </w:rPr>
+        <w:drawing>
+          <wp:inline distT="0" distB="0" distL="0" distR="0" wp14:anchorId="4D530684" wp14:editId="2C2270DF">
+            <wp:extent cx="4984605" cy="2415540"/>
+            <wp:effectExtent l="0" t="0" r="6985" b="3810"/>
+            <wp:docPr id="22064260" name="Picture 1"/>
+            <wp:cNvGraphicFramePr>
+              <a:graphicFrameLocks xmlns:a="http://schemas.openxmlformats.org/drawingml/2006/main" noChangeAspect="1"/>
+            </wp:cNvGraphicFramePr>
+            <a:graphic xmlns:a="http://schemas.openxmlformats.org/drawingml/2006/main">
+              <a:graphicData uri="http://schemas.openxmlformats.org/drawingml/2006/picture">
+                <pic:pic xmlns:pic="http://schemas.openxmlformats.org/drawingml/2006/picture">
+                  <pic:nvPicPr>
+                    <pic:cNvPr id="22064260" name=""/>
+                    <pic:cNvPicPr/>
+                  </pic:nvPicPr>
+                  <pic:blipFill>
+                    <a:blip r:embed="rId31"/>
+                    <a:stretch>
+                      <a:fillRect/>
+                    </a:stretch>
+                  </pic:blipFill>
+                  <pic:spPr>
+                    <a:xfrm>
+                      <a:off x="0" y="0"/>
+                      <a:ext cx="4987308" cy="2416850"/>
+                    </a:xfrm>
+                    <a:prstGeom prst="rect">
+                      <a:avLst/>
+                    </a:prstGeom>
+                  </pic:spPr>
+                </pic:pic>
+              </a:graphicData>
+            </a:graphic>
+          </wp:inline>
+        </w:drawing>
+      </w:r>
+    </w:p>
+    <w:p/>
+    <w:p/>
+    <w:p/>
     <w:sectPr>
       <w:pgSz w:w="11906" w:h="16838"/>
       <w:pgMar w:top="1440" w:right="1440" w:bottom="1440" w:left="1440" w:header="708" w:footer="708" w:gutter="0"/>
@@ -1522,6 +2889,95 @@
       </w:rPr>
     </w:lvl>
   </w:abstractNum>
+  <w:abstractNum w:abstractNumId="4" w15:restartNumberingAfterBreak="0">
+    <w:nsid w:val="67532B90"/>
+    <w:multiLevelType w:val="hybridMultilevel"/>
+    <w:tmpl w:val="FA201FE4"/>
+    <w:lvl w:ilvl="0" w:tplc="40090011">
+      <w:start w:val="1"/>
+      <w:numFmt w:val="decimal"/>
+      <w:lvlText w:val="%1)"/>
+      <w:lvlJc w:val="left"/>
+      <w:pPr>
+        <w:ind w:left="720" w:hanging="360"/>
+      </w:pPr>
+      <w:rPr>
+        <w:rFonts w:hint="default"/>
+      </w:rPr>
+    </w:lvl>
+    <w:lvl w:ilvl="1" w:tplc="40090019" w:tentative="1">
+      <w:start w:val="1"/>
+      <w:numFmt w:val="lowerLetter"/>
+      <w:lvlText w:val="%2."/>
+      <w:lvlJc w:val="left"/>
+      <w:pPr>
+        <w:ind w:left="1440" w:hanging="360"/>
+      </w:pPr>
+    </w:lvl>
+    <w:lvl w:ilvl="2" w:tplc="4009001B" w:tentative="1">
+      <w:start w:val="1"/>
+      <w:numFmt w:val="lowerRoman"/>
+      <w:lvlText w:val="%3."/>
+      <w:lvlJc w:val="right"/>
+      <w:pPr>
+        <w:ind w:left="2160" w:hanging="180"/>
+      </w:pPr>
+    </w:lvl>
+    <w:lvl w:ilvl="3" w:tplc="4009000F" w:tentative="1">
+      <w:start w:val="1"/>
+      <w:numFmt w:val="decimal"/>
+      <w:lvlText w:val="%4."/>
+      <w:lvlJc w:val="left"/>
+      <w:pPr>
+        <w:ind w:left="2880" w:hanging="360"/>
+      </w:pPr>
+    </w:lvl>
+    <w:lvl w:ilvl="4" w:tplc="40090019" w:tentative="1">
+      <w:start w:val="1"/>
+      <w:numFmt w:val="lowerLetter"/>
+      <w:lvlText w:val="%5."/>
+      <w:lvlJc w:val="left"/>
+      <w:pPr>
+        <w:ind w:left="3600" w:hanging="360"/>
+      </w:pPr>
+    </w:lvl>
+    <w:lvl w:ilvl="5" w:tplc="4009001B" w:tentative="1">
+      <w:start w:val="1"/>
+      <w:numFmt w:val="lowerRoman"/>
+      <w:lvlText w:val="%6."/>
+      <w:lvlJc w:val="right"/>
+      <w:pPr>
+        <w:ind w:left="4320" w:hanging="180"/>
+      </w:pPr>
+    </w:lvl>
+    <w:lvl w:ilvl="6" w:tplc="4009000F" w:tentative="1">
+      <w:start w:val="1"/>
+      <w:numFmt w:val="decimal"/>
+      <w:lvlText w:val="%7."/>
+      <w:lvlJc w:val="left"/>
+      <w:pPr>
+        <w:ind w:left="5040" w:hanging="360"/>
+      </w:pPr>
+    </w:lvl>
+    <w:lvl w:ilvl="7" w:tplc="40090019" w:tentative="1">
+      <w:start w:val="1"/>
+      <w:numFmt w:val="lowerLetter"/>
+      <w:lvlText w:val="%8."/>
+      <w:lvlJc w:val="left"/>
+      <w:pPr>
+        <w:ind w:left="5760" w:hanging="360"/>
+      </w:pPr>
+    </w:lvl>
+    <w:lvl w:ilvl="8" w:tplc="4009001B" w:tentative="1">
+      <w:start w:val="1"/>
+      <w:numFmt w:val="lowerRoman"/>
+      <w:lvlText w:val="%9."/>
+      <w:lvlJc w:val="right"/>
+      <w:pPr>
+        <w:ind w:left="6480" w:hanging="180"/>
+      </w:pPr>
+    </w:lvl>
+  </w:abstractNum>
   <w:num w:numId="1" w16cid:durableId="445345325">
     <w:abstractNumId w:val="1"/>
   </w:num>
@@ -1533,6 +2989,9 @@
   </w:num>
   <w:num w:numId="4" w16cid:durableId="142627115">
     <w:abstractNumId w:val="3"/>
+  </w:num>
+  <w:num w:numId="5" w16cid:durableId="1513572749">
+    <w:abstractNumId w:val="4"/>
   </w:num>
 </w:numbering>
 </file>
@@ -2140,6 +3599,7 @@
   <w:style w:type="character" w:default="1" w:styleId="DefaultParagraphFont">
     <w:name w:val="Default Paragraph Font"/>
     <w:uiPriority w:val="1"/>
+    <w:semiHidden/>
     <w:unhideWhenUsed/>
   </w:style>
   <w:style w:type="table" w:default="1" w:styleId="TableNormal">
